--- a/Synergy_BE/SmartParking/docs/Api-guide.docx
+++ b/Synergy_BE/SmartParking/docs/Api-guide.docx
@@ -1199,7 +1199,6 @@
     </w:p>
     <w:p>
       <w:r>
-        <w:lastRenderedPageBreak/>
         <w:t>      "</w:t>
       </w:r>
       <w:proofErr w:type="spellStart"/>
@@ -1301,6 +1300,7 @@
     </w:p>
     <w:p>
       <w:r>
+        <w:lastRenderedPageBreak/>
         <w:t>    }</w:t>
       </w:r>
     </w:p>
@@ -1495,7 +1495,7 @@
     <w:p>
       <w:r>
         <w:pict w14:anchorId="486197D3">
-          <v:rect id="_x0000_i1037" style="width:0;height:.75pt" o:hralign="center" o:hrstd="t" o:hr="t" fillcolor="#a0a0a0" stroked="f"/>
+          <v:rect id="_x0000_i1025" style="width:0;height:.75pt" o:hralign="center" o:hrstd="t" o:hr="t" fillcolor="#a0a0a0" stroked="f"/>
         </w:pict>
       </w:r>
     </w:p>
@@ -1817,7 +1817,7 @@
     <w:p>
       <w:r>
         <w:pict w14:anchorId="630A482D">
-          <v:rect id="_x0000_i1038" style="width:0;height:.75pt" o:hralign="center" o:hrstd="t" o:hr="t" fillcolor="#a0a0a0" stroked="f"/>
+          <v:rect id="_x0000_i1026" style="width:0;height:.75pt" o:hralign="center" o:hrstd="t" o:hr="t" fillcolor="#a0a0a0" stroked="f"/>
         </w:pict>
       </w:r>
     </w:p>
@@ -2027,7 +2027,6 @@
         </w:numPr>
       </w:pPr>
       <w:r>
-        <w:lastRenderedPageBreak/>
         <w:t>GET /</w:t>
       </w:r>
       <w:proofErr w:type="spellStart"/>
@@ -2575,6 +2574,7 @@
         </w:numPr>
       </w:pPr>
       <w:r>
+        <w:lastRenderedPageBreak/>
         <w:t>GET /api/admin/locations?province=&amp;district=&amp;ward=&amp;search=&amp;page=&amp;pageSize=</w:t>
       </w:r>
     </w:p>
@@ -3029,8 +3029,8 @@
     </w:p>
     <w:p/>
     <w:sectPr>
-      <w:pgSz w:w="12240" w:h="15840"/>
-      <w:pgMar w:top="1440" w:right="1440" w:bottom="1440" w:left="1440" w:header="720" w:footer="720" w:gutter="0"/>
+      <w:pgSz w:w="11909" w:h="16834" w:code="9"/>
+      <w:pgMar w:top="567" w:right="567" w:bottom="567" w:left="567" w:header="720" w:footer="720" w:gutter="0"/>
       <w:cols w:space="720"/>
       <w:docGrid w:linePitch="360"/>
     </w:sectPr>
@@ -15960,6 +15960,7 @@
   <w:num w:numId="85" w16cid:durableId="929780110">
     <w:abstractNumId w:val="79"/>
   </w:num>
+  <w:numIdMacAtCleanup w:val="85"/>
 </w:numbering>
 </file>
 
@@ -16571,6 +16572,7 @@
   <w:style w:type="character" w:default="1" w:styleId="DefaultParagraphFont">
     <w:name w:val="Default Paragraph Font"/>
     <w:uiPriority w:val="1"/>
+    <w:semiHidden/>
     <w:unhideWhenUsed/>
   </w:style>
   <w:style w:type="table" w:default="1" w:styleId="TableNormal">
